--- a/docs/reports/2026-09-15-real-robot-tracking/双移动机器人实物跟踪实验总结.docx
+++ b/docs/reports/2026-09-15-real-robot-tracking/双移动机器人实物跟踪实验总结.docx
@@ -39,7 +39,7 @@
           <w:b w:val="0"/>
           <w:sz w:val="20"/>
         </w:rPr>
-        <w:t>本实验在双移动机器人 Leader–Follower 场景中，记录并整理 Artstein-HPC 与 Artstein-LPC 的阶段性实物跟踪结果。评价半径固定为 1.0 m，所有统计均以该理想编队半径为唯一评价基准；距离误差定义为实际两车间距减去 1.0 m，表中的末帧误差为其绝对值。</w:t>
+        <w:t>本实验在双移动机器人 Leader–Follower 场景中，记录并整理 Artstein-HPC 与 Artstein-LPC 的阶段性实物跟踪结果。评价半径固定为 1.0 m，所有统计均以该理想编队半径为唯一评价基准；距离误差定义为实际两车间距减去 1.0 m，表中的末帧误差为其绝对值。评价采用控制器 radius=1.0 m；recording.ideal_radius_m=2.0 为记录器历史配置，不参与本次误差计算。</w:t>
       </w:r>
     </w:p>
     <w:p>
@@ -156,7 +156,7 @@
           <w:b w:val="0"/>
           <w:sz w:val="20"/>
         </w:rPr>
-        <w:t>四组有效记录均来自实物平台和动捕状态源。统计只使用条件表与指标表中理想半径为 1.0 m 的数据，不根据原始目录名或元数据中的控制器字符串重新推断前馈状态。</w:t>
+        <w:t>四组有效记录均来自实物平台和动捕状态源。统计只使用条件表与指标表中理想半径为 1.0 m 的数据，不根据原始目录名或元数据中的控制器字符串重新推断前馈状态。共同配置：Leader /robot1；Follower /robot2；20 Hz；tau=0.43 s；Td=0.22 s。复现实验流程：准备机器人与动捕，核对状态话题和控制参数 → 启动 Follower 控制器与 Leader 轨迹 → 录制 45 s 并保存 raw.csv、metadata.yaml → 停止轨迹和控制器，确认两车停止。</w:t>
       </w:r>
     </w:p>
     <w:tbl>
@@ -958,6 +958,332 @@
     <w:p/>
     <w:p>
       <w:pPr>
+        <w:spacing w:after="100" w:line="300" w:lineRule="auto"/>
+      </w:pPr>
+      <w:r>
+        <w:rPr>
+          <w:rFonts w:ascii="宋体" w:hAnsi="宋体" w:eastAsia="宋体"/>
+          <w:b w:val="0"/>
+          <w:sz w:val="20"/>
+        </w:rPr>
+        <w:t>数据来源对照（目录相对于 homo_multirobot_formation_control；各目录使用 raw.csv 与 metadata.yaml；图表中的 A–D 对应下表）：</w:t>
+      </w:r>
+    </w:p>
+    <w:tbl>
+      <w:tblPr>
+        <w:tblStyle w:val="TableGrid"/>
+        <w:tblW w:type="auto" w:w="0"/>
+        <w:jc w:val="center"/>
+        <w:tblLayout w:type="fixed"/>
+        <w:tblLook w:firstColumn="1" w:firstRow="1" w:lastColumn="0" w:lastRow="0" w:noHBand="0" w:noVBand="1" w:val="04A0"/>
+      </w:tblPr>
+      <w:tblGrid>
+        <w:gridCol w:w="4600"/>
+        <w:gridCol w:w="4600"/>
+        <w:gridCol w:w="4600"/>
+      </w:tblGrid>
+      <w:tr>
+        <w:tc>
+          <w:tcPr>
+            <w:tcW w:type="dxa" w:w="567"/>
+            <w:shd w:fill="D9EAF7"/>
+            <w:vAlign w:val="center"/>
+          </w:tcPr>
+          <w:p>
+            <w:pPr>
+              <w:jc w:val="center"/>
+            </w:pPr>
+            <w:r>
+              <w:rPr>
+                <w:rFonts w:ascii="宋体" w:hAnsi="宋体" w:eastAsia="宋体"/>
+                <w:b/>
+                <w:sz w:val="16"/>
+              </w:rPr>
+              <w:t>来源</w:t>
+            </w:r>
+          </w:p>
+        </w:tc>
+        <w:tc>
+          <w:tcPr>
+            <w:tcW w:type="dxa" w:w="3402"/>
+            <w:shd w:fill="D9EAF7"/>
+            <w:vAlign w:val="center"/>
+          </w:tcPr>
+          <w:p>
+            <w:pPr>
+              <w:jc w:val="center"/>
+            </w:pPr>
+            <w:r>
+              <w:rPr>
+                <w:rFonts w:ascii="宋体" w:hAnsi="宋体" w:eastAsia="宋体"/>
+                <w:b/>
+                <w:sz w:val="16"/>
+              </w:rPr>
+              <w:t>实验标签</w:t>
+            </w:r>
+          </w:p>
+        </w:tc>
+        <w:tc>
+          <w:tcPr>
+            <w:tcW w:type="dxa" w:w="10205"/>
+            <w:shd w:fill="D9EAF7"/>
+            <w:vAlign w:val="center"/>
+          </w:tcPr>
+          <w:p>
+            <w:pPr>
+              <w:jc w:val="center"/>
+            </w:pPr>
+            <w:r>
+              <w:rPr>
+                <w:rFonts w:ascii="宋体" w:hAnsi="宋体" w:eastAsia="宋体"/>
+                <w:b/>
+                <w:sz w:val="16"/>
+              </w:rPr>
+              <w:t>原始目录 / trial-ID</w:t>
+            </w:r>
+          </w:p>
+        </w:tc>
+      </w:tr>
+      <w:tr>
+        <w:tc>
+          <w:tcPr>
+            <w:tcW w:type="dxa" w:w="567"/>
+            <w:vAlign w:val="center"/>
+          </w:tcPr>
+          <w:p>
+            <w:pPr>
+              <w:jc w:val="center"/>
+            </w:pPr>
+            <w:r>
+              <w:rPr>
+                <w:rFonts w:ascii="宋体" w:hAnsi="宋体" w:eastAsia="宋体"/>
+                <w:b w:val="0"/>
+                <w:sz w:val="15"/>
+              </w:rPr>
+              <w:t>A</w:t>
+            </w:r>
+          </w:p>
+        </w:tc>
+        <w:tc>
+          <w:tcPr>
+            <w:tcW w:type="dxa" w:w="3402"/>
+            <w:vAlign w:val="center"/>
+          </w:tcPr>
+          <w:p>
+            <w:pPr>
+              <w:jc w:val="center"/>
+            </w:pPr>
+            <w:r>
+              <w:rPr>
+                <w:rFonts w:ascii="宋体" w:hAnsi="宋体" w:eastAsia="宋体"/>
+                <w:b w:val="0"/>
+                <w:sz w:val="15"/>
+              </w:rPr>
+              <w:t>Artstein-HPC（Leader 命令前馈：开）</w:t>
+            </w:r>
+          </w:p>
+        </w:tc>
+        <w:tc>
+          <w:tcPr>
+            <w:tcW w:type="dxa" w:w="10205"/>
+            <w:vAlign w:val="center"/>
+          </w:tcPr>
+          <w:p>
+            <w:pPr>
+              <w:jc w:val="center"/>
+            </w:pPr>
+            <w:r>
+              <w:rPr>
+                <w:rFonts w:ascii="宋体" w:hAnsi="宋体" w:eastAsia="宋体"/>
+                <w:b w:val="0"/>
+                <w:sz w:val="15"/>
+              </w:rPr>
+              <w:t>robot_traj/real/4d_artstein_forward_8traj_20260914_204226 / trial_02</w:t>
+            </w:r>
+          </w:p>
+        </w:tc>
+      </w:tr>
+      <w:tr>
+        <w:tc>
+          <w:tcPr>
+            <w:tcW w:type="dxa" w:w="567"/>
+            <w:vAlign w:val="center"/>
+          </w:tcPr>
+          <w:p>
+            <w:pPr>
+              <w:jc w:val="center"/>
+            </w:pPr>
+            <w:r>
+              <w:rPr>
+                <w:rFonts w:ascii="宋体" w:hAnsi="宋体" w:eastAsia="宋体"/>
+                <w:b w:val="0"/>
+                <w:sz w:val="15"/>
+              </w:rPr>
+              <w:t>B</w:t>
+            </w:r>
+          </w:p>
+        </w:tc>
+        <w:tc>
+          <w:tcPr>
+            <w:tcW w:type="dxa" w:w="3402"/>
+            <w:vAlign w:val="center"/>
+          </w:tcPr>
+          <w:p>
+            <w:pPr>
+              <w:jc w:val="center"/>
+            </w:pPr>
+            <w:r>
+              <w:rPr>
+                <w:rFonts w:ascii="宋体" w:hAnsi="宋体" w:eastAsia="宋体"/>
+                <w:b w:val="0"/>
+                <w:sz w:val="15"/>
+              </w:rPr>
+              <w:t>Artstein-HPC（Leader 命令前馈：关）</w:t>
+            </w:r>
+          </w:p>
+        </w:tc>
+        <w:tc>
+          <w:tcPr>
+            <w:tcW w:type="dxa" w:w="10205"/>
+            <w:vAlign w:val="center"/>
+          </w:tcPr>
+          <w:p>
+            <w:pPr>
+              <w:jc w:val="center"/>
+            </w:pPr>
+            <w:r>
+              <w:rPr>
+                <w:rFonts w:ascii="宋体" w:hAnsi="宋体" w:eastAsia="宋体"/>
+                <w:b w:val="0"/>
+                <w:sz w:val="15"/>
+              </w:rPr>
+              <w:t>robot_traj/real/4d_artstein_no_forward_8traj_20260914_204546 / trial_01</w:t>
+            </w:r>
+          </w:p>
+        </w:tc>
+      </w:tr>
+      <w:tr>
+        <w:tc>
+          <w:tcPr>
+            <w:tcW w:type="dxa" w:w="567"/>
+            <w:vAlign w:val="center"/>
+          </w:tcPr>
+          <w:p>
+            <w:pPr>
+              <w:jc w:val="center"/>
+            </w:pPr>
+            <w:r>
+              <w:rPr>
+                <w:rFonts w:ascii="宋体" w:hAnsi="宋体" w:eastAsia="宋体"/>
+                <w:b w:val="0"/>
+                <w:sz w:val="15"/>
+              </w:rPr>
+              <w:t>C</w:t>
+            </w:r>
+          </w:p>
+        </w:tc>
+        <w:tc>
+          <w:tcPr>
+            <w:tcW w:type="dxa" w:w="3402"/>
+            <w:vAlign w:val="center"/>
+          </w:tcPr>
+          <w:p>
+            <w:pPr>
+              <w:jc w:val="center"/>
+            </w:pPr>
+            <w:r>
+              <w:rPr>
+                <w:rFonts w:ascii="宋体" w:hAnsi="宋体" w:eastAsia="宋体"/>
+                <w:b w:val="0"/>
+                <w:sz w:val="15"/>
+              </w:rPr>
+              <w:t>Artstein-LPC（λ初值=2.0，Leader 速度=0.20 m/s）</w:t>
+            </w:r>
+          </w:p>
+        </w:tc>
+        <w:tc>
+          <w:tcPr>
+            <w:tcW w:type="dxa" w:w="10205"/>
+            <w:vAlign w:val="center"/>
+          </w:tcPr>
+          <w:p>
+            <w:pPr>
+              <w:jc w:val="center"/>
+            </w:pPr>
+            <w:r>
+              <w:rPr>
+                <w:rFonts w:ascii="宋体" w:hAnsi="宋体" w:eastAsia="宋体"/>
+                <w:b w:val="0"/>
+                <w:sz w:val="15"/>
+              </w:rPr>
+              <w:t>robot_traj/real/4d_artstein_lpc_20260915_104805 / trial_01</w:t>
+            </w:r>
+          </w:p>
+        </w:tc>
+      </w:tr>
+      <w:tr>
+        <w:tc>
+          <w:tcPr>
+            <w:tcW w:type="dxa" w:w="567"/>
+            <w:vAlign w:val="center"/>
+          </w:tcPr>
+          <w:p>
+            <w:pPr>
+              <w:jc w:val="center"/>
+            </w:pPr>
+            <w:r>
+              <w:rPr>
+                <w:rFonts w:ascii="宋体" w:hAnsi="宋体" w:eastAsia="宋体"/>
+                <w:b w:val="0"/>
+                <w:sz w:val="15"/>
+              </w:rPr>
+              <w:t>D</w:t>
+            </w:r>
+          </w:p>
+        </w:tc>
+        <w:tc>
+          <w:tcPr>
+            <w:tcW w:type="dxa" w:w="3402"/>
+            <w:vAlign w:val="center"/>
+          </w:tcPr>
+          <w:p>
+            <w:pPr>
+              <w:jc w:val="center"/>
+            </w:pPr>
+            <w:r>
+              <w:rPr>
+                <w:rFonts w:ascii="宋体" w:hAnsi="宋体" w:eastAsia="宋体"/>
+                <w:b w:val="0"/>
+                <w:sz w:val="15"/>
+              </w:rPr>
+              <w:t>Artstein-LPC（λ初值=2.5，Leader 速度=0.25 m/s）</w:t>
+            </w:r>
+          </w:p>
+        </w:tc>
+        <w:tc>
+          <w:tcPr>
+            <w:tcW w:type="dxa" w:w="10205"/>
+            <w:vAlign w:val="center"/>
+          </w:tcPr>
+          <w:p>
+            <w:pPr>
+              <w:jc w:val="center"/>
+            </w:pPr>
+            <w:r>
+              <w:rPr>
+                <w:rFonts w:ascii="宋体" w:hAnsi="宋体" w:eastAsia="宋体"/>
+                <w:b w:val="0"/>
+                <w:sz w:val="15"/>
+              </w:rPr>
+              <w:t>robot_traj/real/4d_artstein_lpc_20260915_105440 / trial_02</w:t>
+            </w:r>
+          </w:p>
+        </w:tc>
+      </w:tr>
+    </w:tbl>
+    <w:p/>
+    <w:p>
+      <w:pPr>
         <w:pStyle w:val="Heading1"/>
       </w:pPr>
       <w:r>
@@ -1031,7 +1357,7 @@
           <w:b w:val="0"/>
           <w:sz w:val="18"/>
         </w:rPr>
-        <w:t>图 2  Artstein-HPC 前馈开/关轨迹对比</w:t>
+        <w:t>图 2  Artstein-HPC 前馈开/关轨迹对比（来源 A、B）</w:t>
       </w:r>
     </w:p>
     <w:p>
@@ -1083,7 +1409,7 @@
           <w:b w:val="0"/>
           <w:sz w:val="18"/>
         </w:rPr>
-        <w:t>图 3  Artstein-HPC 前馈开/关距离误差</w:t>
+        <w:t>图 3  Artstein-HPC 前馈开/关距离误差（来源 A、B）</w:t>
       </w:r>
     </w:p>
     <w:tbl>
@@ -1473,7 +1799,7 @@
           <w:b w:val="0"/>
           <w:sz w:val="18"/>
         </w:rPr>
-        <w:t>图 4  Artstein-HPC 与 Artstein-LPC 阶段性轨迹</w:t>
+        <w:t>图 4  Artstein-HPC 与 Artstein-LPC 阶段性轨迹（来源 A、C、D）</w:t>
       </w:r>
     </w:p>
     <w:p>
@@ -1525,7 +1851,7 @@
           <w:b w:val="0"/>
           <w:sz w:val="18"/>
         </w:rPr>
-        <w:t>图 5  Artstein-HPC 与 Artstein-LPC 阶段性距离误差</w:t>
+        <w:t>图 5  Artstein-HPC 与 Artstein-LPC 阶段性距离误差（来源 A、C、D）</w:t>
       </w:r>
     </w:p>
     <w:tbl>
@@ -1640,6 +1966,103 @@
                 <w:sz w:val="16"/>
               </w:rPr>
               <w:t>末帧绝对误差 (m)</w:t>
+            </w:r>
+          </w:p>
+        </w:tc>
+      </w:tr>
+      <w:tr>
+        <w:tc>
+          <w:tcPr>
+            <w:tcW w:type="dxa" w:w="2760"/>
+            <w:vAlign w:val="center"/>
+          </w:tcPr>
+          <w:p>
+            <w:pPr>
+              <w:jc w:val="center"/>
+            </w:pPr>
+            <w:r>
+              <w:rPr>
+                <w:rFonts w:ascii="宋体" w:hAnsi="宋体" w:eastAsia="宋体"/>
+                <w:b w:val="0"/>
+                <w:sz w:val="15"/>
+              </w:rPr>
+              <w:t>Artstein-HPC（Leader 命令前馈：开）</w:t>
+            </w:r>
+          </w:p>
+        </w:tc>
+        <w:tc>
+          <w:tcPr>
+            <w:tcW w:type="dxa" w:w="2760"/>
+            <w:vAlign w:val="center"/>
+          </w:tcPr>
+          <w:p>
+            <w:pPr>
+              <w:jc w:val="center"/>
+            </w:pPr>
+            <w:r>
+              <w:rPr>
+                <w:rFonts w:ascii="宋体" w:hAnsi="宋体" w:eastAsia="宋体"/>
+                <w:b w:val="0"/>
+                <w:sz w:val="15"/>
+              </w:rPr>
+              <w:t>5455</w:t>
+            </w:r>
+          </w:p>
+        </w:tc>
+        <w:tc>
+          <w:tcPr>
+            <w:tcW w:type="dxa" w:w="2760"/>
+            <w:vAlign w:val="center"/>
+          </w:tcPr>
+          <w:p>
+            <w:pPr>
+              <w:jc w:val="center"/>
+            </w:pPr>
+            <w:r>
+              <w:rPr>
+                <w:rFonts w:ascii="宋体" w:hAnsi="宋体" w:eastAsia="宋体"/>
+                <w:b w:val="0"/>
+                <w:sz w:val="15"/>
+              </w:rPr>
+              <w:t>0.1202</w:t>
+            </w:r>
+          </w:p>
+        </w:tc>
+        <w:tc>
+          <w:tcPr>
+            <w:tcW w:type="dxa" w:w="2760"/>
+            <w:vAlign w:val="center"/>
+          </w:tcPr>
+          <w:p>
+            <w:pPr>
+              <w:jc w:val="center"/>
+            </w:pPr>
+            <w:r>
+              <w:rPr>
+                <w:rFonts w:ascii="宋体" w:hAnsi="宋体" w:eastAsia="宋体"/>
+                <w:b w:val="0"/>
+                <w:sz w:val="15"/>
+              </w:rPr>
+              <w:t>0.2791</w:t>
+            </w:r>
+          </w:p>
+        </w:tc>
+        <w:tc>
+          <w:tcPr>
+            <w:tcW w:type="dxa" w:w="2760"/>
+            <w:vAlign w:val="center"/>
+          </w:tcPr>
+          <w:p>
+            <w:pPr>
+              <w:jc w:val="center"/>
+            </w:pPr>
+            <w:r>
+              <w:rPr>
+                <w:rFonts w:ascii="宋体" w:hAnsi="宋体" w:eastAsia="宋体"/>
+                <w:b w:val="0"/>
+                <w:sz w:val="15"/>
+              </w:rPr>
+              <w:t>0.0355</w:t>
             </w:r>
           </w:p>
         </w:tc>

--- a/docs/reports/2026-09-15-real-robot-tracking/双移动机器人实物跟踪实验总结.docx
+++ b/docs/reports/2026-09-15-real-robot-tracking/双移动机器人实物跟踪实验总结.docx
@@ -78,7 +78,7 @@
           <w:b w:val="0"/>
           <w:sz w:val="20"/>
         </w:rPr>
-        <w:t>Follower 的前向预测使用 Follower 当前动捕状态、最近输出命令和电机时间常数 tau 预测其短时状态，以补偿执行器响应；它与 Leader 命令速度前馈是两条不同支路。Leader 命令速度前馈为可选的 Leader cmd_vel 速度增量支路，直接叠加到控制输出，不是 Follower 前向预测的开关。</w:t>
+        <w:t>Follower 的前向预测使用 Follower 当前动捕状态、最近输出命令和电机时间常数 tau 预测其短时状态，以补偿执行器响应。其原理是 Artstein 积分项将历史控制输入纳入状态，先补偿输入纯滞后，再将状态前向预测到控制时刻，使 HPC/LPC 针对预测状态而非滞后测量状态计算控制量；它与 Leader 命令速度前馈是两条不同支路。Leader 命令速度前馈为可选的 Leader cmd_vel 速度增量支路，直接叠加到控制输出，不是 Follower 前向预测的开关。</w:t>
       </w:r>
     </w:p>
     <w:p>

--- a/docs/reports/2026-09-15-real-robot-tracking/双移动机器人实物跟踪实验总结.docx
+++ b/docs/reports/2026-09-15-real-robot-tracking/双移动机器人实物跟踪实验总结.docx
@@ -39,7 +39,7 @@
           <w:b w:val="0"/>
           <w:sz w:val="20"/>
         </w:rPr>
-        <w:t>本实验在双移动机器人 Leader–Follower 场景中，记录并整理 Artstein-HPC 与 Artstein-LPC 的阶段性实物跟踪结果。评价半径固定为 1.0 m，所有统计均以该理想编队半径为唯一评价基准；距离误差定义为实际两车间距减去 1.0 m，表中的末帧误差为其绝对值。评价采用控制器 radius=1.0 m；recording.ideal_radius_m=2.0 为记录器历史配置，不参与本次误差计算。</w:t>
+        <w:t>本实验在双移动机器人 Leader–Follower 场景中，记录并整理 Artstein-HPC 与 Artstein-LPC 的阶段性实物跟踪结果。评价半径固定为 1.0 m，所有统计均以该理想编队半径为唯一评价基准；距离误差定义为实际两车间距减去 1.0 m，表中的末帧误差为其绝对值。评价采用控制器 radius=1.0 m。</w:t>
       </w:r>
     </w:p>
     <w:p>
